--- a/Documentation/Misc writeups/EwE 6.6 release notes.docx
+++ b/Documentation/Misc writeups/EwE 6.6 release notes.docx
@@ -12,16 +12,19 @@
     </w:p>
     <w:p>
       <w:r>
-        <w:t>04</w:t>
+        <w:t>23</w:t>
       </w:r>
       <w:r>
         <w:t xml:space="preserve"> </w:t>
       </w:r>
       <w:r>
-        <w:t>Dec</w:t>
-      </w:r>
-      <w:r>
-        <w:t>ember 2017</w:t>
+        <w:t xml:space="preserve">August </w:t>
+      </w:r>
+      <w:r>
+        <w:t>201</w:t>
+      </w:r>
+      <w:r>
+        <w:t>8</w:t>
       </w:r>
     </w:p>
     <w:p>
@@ -185,7 +188,13 @@
         <w:t>.</w:t>
       </w:r>
       <w:r>
-        <w:t xml:space="preserve"> Monthly current patters are stored with the scenario.</w:t>
+        <w:t xml:space="preserve"> Monthly current patters are stored with the scenario</w:t>
+      </w:r>
+      <w:r>
+        <w:t xml:space="preserve"> in the EwE model database</w:t>
+      </w:r>
+      <w:r>
+        <w:t>.</w:t>
       </w:r>
     </w:p>
     <w:p>
@@ -203,7 +212,13 @@
     </w:p>
     <w:p>
       <w:r>
-        <w:t>The spatial-temporal data framework can drive a range of new Ecospace layers, such as habitat maps, MPA maps, and currents.</w:t>
+        <w:t xml:space="preserve">The spatial-temporal data framework can drive a range of new Ecospace layers, such as habitat maps, MPA maps, and </w:t>
+      </w:r>
+      <w:r>
+        <w:t xml:space="preserve">advection </w:t>
+      </w:r>
+      <w:r>
+        <w:t>currents.</w:t>
       </w:r>
     </w:p>
     <w:p>
@@ -248,7 +263,10 @@
       </w:r>
       <w:proofErr w:type="gramStart"/>
       <w:r>
-        <w:t>is added</w:t>
+        <w:t xml:space="preserve">has been </w:t>
+      </w:r>
+      <w:r>
+        <w:t>added</w:t>
       </w:r>
       <w:proofErr w:type="gramEnd"/>
       <w:r>
@@ -294,11 +312,9 @@
       <w:r>
         <w:t xml:space="preserve">, </w:t>
       </w:r>
-      <w:proofErr w:type="spellStart"/>
       <w:r>
         <w:t>Ecosampler</w:t>
       </w:r>
-      <w:proofErr w:type="spellEnd"/>
       <w:r>
         <w:t xml:space="preserve"> </w:t>
       </w:r>
@@ -306,7 +322,7 @@
         <w:t>(</w:t>
       </w:r>
       <w:r>
-        <w:t>EII, Spain; MS submitted)</w:t>
+        <w:t>EII, Spain)</w:t>
       </w:r>
       <w:r>
         <w:t xml:space="preserve">, </w:t>
@@ -383,7 +399,13 @@
       </w:r>
       <w:proofErr w:type="spellEnd"/>
       <w:r>
-        <w:t xml:space="preserve"> format from the File menu. XML based model data is useful for running EwE on machines where Access is not available. Note that EwE treats XML models as read-only; models will have to be built and fine-tuned using the regular Access-based model files, and should only be exported to XML when finished.</w:t>
+        <w:t xml:space="preserve"> format from the File menu. XML based model data is useful for running EwE on machines </w:t>
+      </w:r>
+      <w:r>
+        <w:t xml:space="preserve">and operating systems </w:t>
+      </w:r>
+      <w:r>
+        <w:t>where Access is not available. Note that EwE treats XML models as read-only; models will have to be built and fine-tuned using the regular Access-based model files, and should only be exported to XML when finished.</w:t>
       </w:r>
     </w:p>
     <w:p>
@@ -418,6 +440,7 @@
         </w:numPr>
       </w:pPr>
       <w:r>
+        <w:lastRenderedPageBreak/>
         <w:t xml:space="preserve">Ecosim allows forcing of </w:t>
       </w:r>
       <w:proofErr w:type="gramStart"/>
@@ -461,7 +484,6 @@
         </w:numPr>
       </w:pPr>
       <w:r>
-        <w:lastRenderedPageBreak/>
         <w:t>Monte Carlo can now save its data in different formats. Rather than only storing results in one massive CSV file, users can opt to store results in one CSV file per result. This new format is easier to read and explore in Excel, and is easier to process through scripts, but fills up your hard drive faster with smaller files.</w:t>
       </w:r>
     </w:p>
@@ -474,7 +496,13 @@
         </w:numPr>
       </w:pPr>
       <w:r>
-        <w:t xml:space="preserve">The ‘Change shape’ interface has been overhauled, and new shape types </w:t>
+        <w:t xml:space="preserve">The ‘Change shape’ interface </w:t>
+      </w:r>
+      <w:r>
+        <w:t xml:space="preserve">to change the contours of forcing and mediation functions </w:t>
+      </w:r>
+      <w:r>
+        <w:t xml:space="preserve">has been overhauled, and new shape types </w:t>
       </w:r>
       <w:proofErr w:type="gramStart"/>
       <w:r>
@@ -494,6 +522,18 @@
         </w:numPr>
       </w:pPr>
       <w:r>
+        <w:t>Network Analysis no longer immediately runs when launched, preventing unwanted lock-ups for models with complicated diet matrices. The Network Analysis time-out period can now be set from the generic EwE options user interface, too.</w:t>
+      </w:r>
+    </w:p>
+    <w:p>
+      <w:pPr>
+        <w:pStyle w:val="ListParagraph"/>
+        <w:numPr>
+          <w:ilvl w:val="0"/>
+          <w:numId w:val="3"/>
+        </w:numPr>
+      </w:pPr>
+      <w:r>
         <w:t xml:space="preserve">More EwE components </w:t>
       </w:r>
       <w:proofErr w:type="gramStart"/>
@@ -510,19 +550,146 @@
       </w:r>
       <w:proofErr w:type="spellEnd"/>
       <w:r>
-        <w:t xml:space="preserve"> system, which facilitates output collection and running parameter uncertainty assessments through </w:t>
-      </w:r>
-      <w:proofErr w:type="spellStart"/>
-      <w:r>
-        <w:t>Ecosampler</w:t>
-      </w:r>
-      <w:proofErr w:type="spellEnd"/>
+        <w:t xml:space="preserve"> system, which facilitates output collection and running parameter uncertainty assessments through Ecosampler.</w:t>
+      </w:r>
+    </w:p>
+    <w:p>
+      <w:pPr>
+        <w:pStyle w:val="ListParagraph"/>
+        <w:numPr>
+          <w:ilvl w:val="0"/>
+          <w:numId w:val="3"/>
+        </w:numPr>
+      </w:pPr>
+      <w:proofErr w:type="gramStart"/>
+      <w:r>
+        <w:t>A wide range of small tweaks have</w:t>
+      </w:r>
+      <w:proofErr w:type="gramEnd"/>
+      <w:r>
+        <w:t xml:space="preserve"> been made to existing user interfaces to make things flow a bit more smoothly</w:t>
+      </w:r>
+      <w:r>
+        <w:t>. Among others:</w:t>
+      </w:r>
+    </w:p>
+    <w:p>
+      <w:pPr>
+        <w:pStyle w:val="ListParagraph"/>
+        <w:numPr>
+          <w:ilvl w:val="1"/>
+          <w:numId w:val="3"/>
+        </w:numPr>
+      </w:pPr>
+      <w:r>
+        <w:t xml:space="preserve">The fishing effort / mortality sketch panel in Run Ecosim </w:t>
+      </w:r>
+      <w:proofErr w:type="gramStart"/>
+      <w:r>
+        <w:t>is hidden</w:t>
+      </w:r>
+      <w:proofErr w:type="gramEnd"/>
+      <w:r>
+        <w:t xml:space="preserve"> by default but can be revealed if needed. </w:t>
+      </w:r>
+    </w:p>
+    <w:p>
+      <w:pPr>
+        <w:pStyle w:val="ListParagraph"/>
+        <w:numPr>
+          <w:ilvl w:val="1"/>
+          <w:numId w:val="3"/>
+        </w:numPr>
+      </w:pPr>
+      <w:r>
+        <w:t>The multi-stanza interface now shows spawning ages.</w:t>
+      </w:r>
+      <w:bookmarkStart w:id="0" w:name="_GoBack"/>
+      <w:bookmarkEnd w:id="0"/>
+    </w:p>
+    <w:p>
+      <w:pPr>
+        <w:pStyle w:val="ListParagraph"/>
+        <w:numPr>
+          <w:ilvl w:val="1"/>
+          <w:numId w:val="3"/>
+        </w:numPr>
+      </w:pPr>
+      <w:r>
+        <w:t>Run Ecospace opens with Graph view by default (instead of map view) to ensure quick run times</w:t>
+      </w:r>
       <w:r>
         <w:t>.</w:t>
       </w:r>
     </w:p>
     <w:p>
       <w:pPr>
+        <w:pStyle w:val="ListParagraph"/>
+        <w:numPr>
+          <w:ilvl w:val="1"/>
+          <w:numId w:val="3"/>
+        </w:numPr>
+      </w:pPr>
+      <w:r>
+        <w:t xml:space="preserve">Ecospace external data connections user interfaces have been debugged and streamlined. Ecospace layer styles </w:t>
+      </w:r>
+      <w:proofErr w:type="gramStart"/>
+      <w:r>
+        <w:t>can be obtained</w:t>
+      </w:r>
+      <w:proofErr w:type="gramEnd"/>
+      <w:r>
+        <w:t xml:space="preserve"> from other layers, or can be exported and imported between scenarios and EwE models. </w:t>
+      </w:r>
+    </w:p>
+    <w:p>
+      <w:pPr>
+        <w:pStyle w:val="ListParagraph"/>
+        <w:numPr>
+          <w:ilvl w:val="1"/>
+          <w:numId w:val="3"/>
+        </w:numPr>
+      </w:pPr>
+      <w:r>
+        <w:t>U</w:t>
+      </w:r>
+      <w:r>
+        <w:t xml:space="preserve">ser interfaces to configure environmental responses in Ecosim and Ecospace </w:t>
+      </w:r>
+      <w:proofErr w:type="gramStart"/>
+      <w:r>
+        <w:t>have been simplified</w:t>
+      </w:r>
+      <w:proofErr w:type="gramEnd"/>
+      <w:r>
+        <w:t xml:space="preserve">.  </w:t>
+      </w:r>
+    </w:p>
+    <w:p>
+      <w:pPr>
+        <w:pStyle w:val="ListParagraph"/>
+        <w:numPr>
+          <w:ilvl w:val="1"/>
+          <w:numId w:val="3"/>
+        </w:numPr>
+      </w:pPr>
+      <w:r>
+        <w:t xml:space="preserve">For a complete list of changes, please refer to the </w:t>
+      </w:r>
+      <w:hyperlink r:id="rId7" w:history="1">
+        <w:r>
+          <w:rPr>
+            <w:rStyle w:val="Hyperlink"/>
+          </w:rPr>
+          <w:t>EwE change log</w:t>
+        </w:r>
+      </w:hyperlink>
+      <w:r>
+        <w:t xml:space="preserve">. </w:t>
+      </w:r>
+    </w:p>
+    <w:p>
+      <w:pPr>
         <w:pStyle w:val="Heading2"/>
       </w:pPr>
       <w:r>
@@ -533,7 +700,7 @@
       <w:r>
         <w:t xml:space="preserve">Please refer to the </w:t>
       </w:r>
-      <w:hyperlink r:id="rId7" w:history="1">
+      <w:hyperlink r:id="rId8" w:history="1">
         <w:r>
           <w:rPr>
             <w:rStyle w:val="Hyperlink"/>
@@ -643,8 +810,6 @@
       <w:pPr>
         <w:pStyle w:val="Heading1"/>
       </w:pPr>
-      <w:bookmarkStart w:id="0" w:name="_GoBack"/>
-      <w:bookmarkEnd w:id="0"/>
       <w:r>
         <w:t>Be involved</w:t>
       </w:r>
@@ -686,6 +851,7 @@
         <w:rPr>
           <w:b/>
         </w:rPr>
+        <w:lastRenderedPageBreak/>
         <w:t>If you find a bug, please let us know.</w:t>
       </w:r>
       <w:r>
@@ -876,16 +1042,35 @@
       <w:r>
         <w:tab/>
       </w:r>
-      <w:hyperlink r:id="rId8" w:history="1">
-        <w:r>
-          <w:rPr>
-            <w:rStyle w:val="Hyperlink"/>
-          </w:rPr>
-          <w:t>Dev team hotline</w:t>
-        </w:r>
-      </w:hyperlink>
-      <w:r>
-        <w:t xml:space="preserve">; </w:t>
+      <w:r>
+        <w:rPr>
+          <w:rStyle w:val="Hyperlink"/>
+        </w:rPr>
+        <w:t>Dev tea</w:t>
+      </w:r>
+      <w:r>
+        <w:rPr>
+          <w:rStyle w:val="Hyperlink"/>
+        </w:rPr>
+        <w:t>m e</w:t>
+      </w:r>
+      <w:r>
+        <w:rPr>
+          <w:rStyle w:val="Hyperlink"/>
+        </w:rPr>
+        <w:t>m</w:t>
+      </w:r>
+      <w:r>
+        <w:rPr>
+          <w:rStyle w:val="Hyperlink"/>
+        </w:rPr>
+        <w:t>ail</w:t>
+      </w:r>
+      <w:r>
+        <w:rPr>
+          <w:rStyle w:val="Hyperlink"/>
+        </w:rPr>
+        <w:t xml:space="preserve"> </w:t>
       </w:r>
       <w:r>
         <w:br/>
@@ -905,7 +1090,7 @@
         </w:r>
       </w:hyperlink>
       <w:r>
-        <w:t xml:space="preserve">; </w:t>
+        <w:t xml:space="preserve"> </w:t>
       </w:r>
       <w:r>
         <w:br/>
@@ -919,7 +1104,7 @@
         </w:r>
       </w:hyperlink>
       <w:r>
-        <w:t xml:space="preserve">; </w:t>
+        <w:t xml:space="preserve"> </w:t>
       </w:r>
       <w:r>
         <w:br/>
@@ -932,9 +1117,6 @@
           <w:t>Development website</w:t>
         </w:r>
       </w:hyperlink>
-      <w:r>
-        <w:t>.</w:t>
-      </w:r>
     </w:p>
     <w:p>
       <w:pPr>
@@ -944,7 +1126,6 @@
         </w:rPr>
       </w:pPr>
       <w:r>
-        <w:lastRenderedPageBreak/>
         <w:t>User support</w:t>
       </w:r>
       <w:r>
@@ -961,11 +1142,17 @@
           <w:rPr>
             <w:rStyle w:val="Hyperlink"/>
           </w:rPr>
-          <w:t>User support hotline</w:t>
+          <w:t xml:space="preserve">User support </w:t>
+        </w:r>
+        <w:r>
+          <w:rPr>
+            <w:rStyle w:val="Hyperlink"/>
+          </w:rPr>
+          <w:t>email</w:t>
         </w:r>
       </w:hyperlink>
       <w:r>
-        <w:t xml:space="preserve">; </w:t>
+        <w:t xml:space="preserve"> </w:t>
       </w:r>
       <w:r>
         <w:rPr>
@@ -981,9 +1168,6 @@
           <w:t>User support website</w:t>
         </w:r>
       </w:hyperlink>
-      <w:r>
-        <w:t>.</w:t>
-      </w:r>
     </w:p>
     <w:p>
       <w:pPr>
@@ -1007,9 +1191,6 @@
         </w:r>
       </w:hyperlink>
       <w:r>
-        <w:t xml:space="preserve">; </w:t>
-      </w:r>
-      <w:r>
         <w:rPr>
           <w:rStyle w:val="Hyperlink"/>
         </w:rPr>
@@ -1020,11 +1201,31 @@
           <w:rPr>
             <w:rStyle w:val="Hyperlink"/>
           </w:rPr>
-          <w:t>Ecopath user’s forum</w:t>
+          <w:t xml:space="preserve">Ecopath </w:t>
+        </w:r>
+        <w:proofErr w:type="gramStart"/>
+        <w:r>
+          <w:rPr>
+            <w:rStyle w:val="Hyperlink"/>
+          </w:rPr>
+          <w:t>user</w:t>
+        </w:r>
+        <w:r>
+          <w:rPr>
+            <w:rStyle w:val="Hyperlink"/>
+          </w:rPr>
+          <w:t>s</w:t>
+        </w:r>
+        <w:proofErr w:type="gramEnd"/>
+        <w:r>
+          <w:rPr>
+            <w:rStyle w:val="Hyperlink"/>
+          </w:rPr>
+          <w:t xml:space="preserve"> forum</w:t>
         </w:r>
       </w:hyperlink>
       <w:r>
-        <w:t xml:space="preserve">; </w:t>
+        <w:t xml:space="preserve"> </w:t>
       </w:r>
       <w:r>
         <w:rPr>
@@ -1040,9 +1241,6 @@
           <w:t>Ecopath on Facebook</w:t>
         </w:r>
       </w:hyperlink>
-      <w:r>
-        <w:t>.</w:t>
-      </w:r>
       <w:r>
         <w:br/>
       </w:r>
@@ -1425,7 +1623,7 @@
         <w:rFonts w:ascii="Symbol" w:hAnsi="Symbol" w:hint="default"/>
       </w:rPr>
     </w:lvl>
-    <w:lvl w:ilvl="1" w:tplc="08090003" w:tentative="1">
+    <w:lvl w:ilvl="1" w:tplc="08090003">
       <w:start w:val="1"/>
       <w:numFmt w:val="bullet"/>
       <w:lvlText w:val="o"/>

--- a/Documentation/Misc writeups/EwE 6.6 release notes.docx
+++ b/Documentation/Misc writeups/EwE 6.6 release notes.docx
@@ -7,18 +7,27 @@
         <w:pStyle w:val="Heading1"/>
       </w:pPr>
       <w:r>
-        <w:t>EwE 6.6 release notes</w:t>
-      </w:r>
-    </w:p>
-    <w:p>
-      <w:r>
-        <w:t>23</w:t>
+        <w:t xml:space="preserve">EwE 6.6 </w:t>
+      </w:r>
+      <w:r>
+        <w:t>beta</w:t>
+      </w:r>
+      <w:r>
+        <w:t xml:space="preserve"> notes</w:t>
+      </w:r>
+    </w:p>
+    <w:p>
+      <w:r>
+        <w:t>2</w:t>
+      </w:r>
+      <w:r>
+        <w:t>7</w:t>
       </w:r>
       <w:r>
         <w:t xml:space="preserve"> </w:t>
       </w:r>
       <w:r>
-        <w:t xml:space="preserve">August </w:t>
+        <w:t xml:space="preserve">September </w:t>
       </w:r>
       <w:r>
         <w:t>201</w:t>
@@ -44,7 +53,24 @@
         <w:t xml:space="preserve"> </w:t>
       </w:r>
       <w:r>
-        <w:t xml:space="preserve">version 6.6. For a full list, please refer to the </w:t>
+        <w:t>version 6.6</w:t>
+      </w:r>
+      <w:r>
+        <w:t>, available for beta testing in fall 2018</w:t>
+      </w:r>
+      <w:r>
+        <w:t xml:space="preserve">. </w:t>
+      </w:r>
+    </w:p>
+    <w:p>
+      <w:r>
+        <w:t>For a full list</w:t>
+      </w:r>
+      <w:r>
+        <w:t xml:space="preserve"> of changes</w:t>
+      </w:r>
+      <w:r>
+        <w:t xml:space="preserve">, please refer to the </w:t>
       </w:r>
       <w:hyperlink r:id="rId5" w:history="1">
         <w:r>
@@ -110,15 +136,7 @@
         <w:t>,</w:t>
       </w:r>
       <w:r>
-        <w:t xml:space="preserve"> has been extensively debugged and </w:t>
-      </w:r>
-      <w:proofErr w:type="gramStart"/>
-      <w:r>
-        <w:t>was partially rewritten</w:t>
-      </w:r>
-      <w:proofErr w:type="gramEnd"/>
-      <w:r>
-        <w:t>. The user interface has not changed significantly. The following paper</w:t>
+        <w:t xml:space="preserve"> has been extensively debugged and was partially rewritten. The user interface has not changed significantly. The following paper</w:t>
       </w:r>
       <w:r>
         <w:t xml:space="preserve"> described and utilized the new </w:t>
@@ -166,23 +184,10 @@
     </w:p>
     <w:p>
       <w:r>
-        <w:t xml:space="preserve">The Ecospace advection model </w:t>
-      </w:r>
-      <w:proofErr w:type="gramStart"/>
-      <w:r>
-        <w:t>has been replaced</w:t>
-      </w:r>
-      <w:proofErr w:type="gramEnd"/>
-      <w:r>
-        <w:t xml:space="preserve">; it never really worked in EwE versions 6 up to now. </w:t>
-      </w:r>
-      <w:proofErr w:type="gramStart"/>
-      <w:r>
-        <w:t>You can either</w:t>
-      </w:r>
-      <w:proofErr w:type="gramEnd"/>
-      <w:r>
-        <w:t xml:space="preserve"> enter in monthly winds from which currents will be calculated, or you can directly enter monthly current patterns</w:t>
+        <w:t xml:space="preserve">The Ecospace advection model has been replaced; it never really worked in EwE versions 6 up to now. </w:t>
+      </w:r>
+      <w:r>
+        <w:t>You can either enter in monthly winds from which currents will be calculated, or you can directly enter monthly current patterns</w:t>
       </w:r>
       <w:r>
         <w:t>.</w:t>
@@ -212,7 +217,13 @@
     </w:p>
     <w:p>
       <w:r>
-        <w:t xml:space="preserve">The spatial-temporal data framework can drive a range of new Ecospace layers, such as habitat maps, MPA maps, and </w:t>
+        <w:t>The spatial-temp</w:t>
+      </w:r>
+      <w:r>
+        <w:t xml:space="preserve">oral data framework can drive additional </w:t>
+      </w:r>
+      <w:r>
+        <w:t xml:space="preserve">Ecospace layers, such as habitat maps, MPA maps, and </w:t>
       </w:r>
       <w:r>
         <w:t xml:space="preserve">advection </w:t>
@@ -261,16 +272,11 @@
       <w:r>
         <w:t xml:space="preserve"> </w:t>
       </w:r>
-      <w:proofErr w:type="gramStart"/>
       <w:r>
         <w:t xml:space="preserve">has been </w:t>
       </w:r>
       <w:r>
-        <w:t>added</w:t>
-      </w:r>
-      <w:proofErr w:type="gramEnd"/>
-      <w:r>
-        <w:t xml:space="preserve"> to EwE 6.6</w:t>
+        <w:t>added to EwE 6.6</w:t>
       </w:r>
       <w:r>
         <w:t xml:space="preserve">, </w:t>
@@ -383,15 +389,7 @@
         </w:numPr>
       </w:pPr>
       <w:r>
-        <w:t xml:space="preserve">EwE models </w:t>
-      </w:r>
-      <w:proofErr w:type="gramStart"/>
-      <w:r>
-        <w:t>can be exported</w:t>
-      </w:r>
-      <w:proofErr w:type="gramEnd"/>
-      <w:r>
-        <w:t xml:space="preserve"> to .</w:t>
+        <w:t>EwE models can be exported to .</w:t>
       </w:r>
       <w:proofErr w:type="spellStart"/>
       <w:r>
@@ -417,15 +415,7 @@
         </w:numPr>
       </w:pPr>
       <w:r>
-        <w:t xml:space="preserve">Pedigree definitions </w:t>
-      </w:r>
-      <w:proofErr w:type="gramStart"/>
-      <w:r>
-        <w:t>can be imported</w:t>
-      </w:r>
-      <w:proofErr w:type="gramEnd"/>
-      <w:r>
-        <w:t xml:space="preserve"> from other EwE models</w:t>
+        <w:t>Pedigree definitions can be imported from other EwE models</w:t>
       </w:r>
       <w:r>
         <w:t>.</w:t>
@@ -443,33 +433,23 @@
         <w:lastRenderedPageBreak/>
         <w:t xml:space="preserve">Ecosim allows forcing of </w:t>
       </w:r>
-      <w:proofErr w:type="gramStart"/>
-      <w:r>
-        <w:t>O</w:t>
-      </w:r>
-      <w:r>
-        <w:t>ther</w:t>
-      </w:r>
-      <w:proofErr w:type="gramEnd"/>
-      <w:r>
-        <w:t xml:space="preserve"> mortality rates </w:t>
+      <w:r>
+        <w:t>‘o</w:t>
+      </w:r>
+      <w:r>
+        <w:t>ther mortality rates</w:t>
+      </w:r>
+      <w:r>
+        <w:t>’</w:t>
+      </w:r>
+      <w:r>
+        <w:t xml:space="preserve"> </w:t>
       </w:r>
       <w:r>
         <w:t xml:space="preserve">(M0) </w:t>
       </w:r>
       <w:r>
         <w:t>through forcing functions</w:t>
-      </w:r>
-      <w:r>
-        <w:t xml:space="preserve">. This functionality is experimental, and </w:t>
-      </w:r>
-      <w:proofErr w:type="gramStart"/>
-      <w:r>
-        <w:t>may be revised</w:t>
-      </w:r>
-      <w:proofErr w:type="gramEnd"/>
-      <w:r>
-        <w:t xml:space="preserve"> in future releases. There is also already significant interest to bring this functionality to Ecospace, somehow</w:t>
       </w:r>
       <w:r>
         <w:t>.</w:t>
@@ -502,15 +482,7 @@
         <w:t xml:space="preserve">to change the contours of forcing and mediation functions </w:t>
       </w:r>
       <w:r>
-        <w:t xml:space="preserve">has been overhauled, and new shape types </w:t>
-      </w:r>
-      <w:proofErr w:type="gramStart"/>
-      <w:r>
-        <w:t>can be added</w:t>
-      </w:r>
-      <w:proofErr w:type="gramEnd"/>
-      <w:r>
-        <w:t xml:space="preserve"> through plug-ins.</w:t>
+        <w:t>has been overhauled, and new shape types can be added through plug-ins.</w:t>
       </w:r>
     </w:p>
     <w:p>
@@ -534,23 +506,13 @@
         </w:numPr>
       </w:pPr>
       <w:r>
-        <w:t xml:space="preserve">More EwE components </w:t>
-      </w:r>
-      <w:proofErr w:type="gramStart"/>
-      <w:r>
-        <w:t>have been made</w:t>
-      </w:r>
-      <w:proofErr w:type="gramEnd"/>
-      <w:r>
-        <w:t xml:space="preserve"> compliant with the </w:t>
-      </w:r>
-      <w:proofErr w:type="spellStart"/>
-      <w:r>
-        <w:t>Autosave</w:t>
-      </w:r>
-      <w:proofErr w:type="spellEnd"/>
-      <w:r>
-        <w:t xml:space="preserve"> system, which facilitates output collection and running parameter uncertainty assessments through Ecosampler.</w:t>
+        <w:t>More EwE components have been made compliant with the Auto</w:t>
+      </w:r>
+      <w:r>
+        <w:t>-</w:t>
+      </w:r>
+      <w:r>
+        <w:t>save system, which facilitates output collection and running parameter uncertainty assessments through Ecosampler.</w:t>
       </w:r>
     </w:p>
     <w:p>
@@ -561,13 +523,22 @@
           <w:numId w:val="3"/>
         </w:numPr>
       </w:pPr>
-      <w:proofErr w:type="gramStart"/>
-      <w:r>
-        <w:t>A wide range of small tweaks have</w:t>
-      </w:r>
-      <w:proofErr w:type="gramEnd"/>
-      <w:r>
-        <w:t xml:space="preserve"> been made to existing user interfaces to make things flow a bit more smoothly</w:t>
+      <w:r>
+        <w:t>Discard rate and discard mortality rates forcing in Ecosim, and model fitting to discards and landings time series.</w:t>
+      </w:r>
+      <w:bookmarkStart w:id="0" w:name="_GoBack"/>
+      <w:bookmarkEnd w:id="0"/>
+    </w:p>
+    <w:p>
+      <w:pPr>
+        <w:pStyle w:val="ListParagraph"/>
+        <w:numPr>
+          <w:ilvl w:val="0"/>
+          <w:numId w:val="3"/>
+        </w:numPr>
+      </w:pPr>
+      <w:r>
+        <w:t>A wide range of small tweaks have been made to existing user interfaces to make things flow a bit more smoothly</w:t>
       </w:r>
       <w:r>
         <w:t>. Among others:</w:t>
@@ -582,15 +553,7 @@
         </w:numPr>
       </w:pPr>
       <w:r>
-        <w:t xml:space="preserve">The fishing effort / mortality sketch panel in Run Ecosim </w:t>
-      </w:r>
-      <w:proofErr w:type="gramStart"/>
-      <w:r>
-        <w:t>is hidden</w:t>
-      </w:r>
-      <w:proofErr w:type="gramEnd"/>
-      <w:r>
-        <w:t xml:space="preserve"> by default but can be revealed if needed. </w:t>
+        <w:t xml:space="preserve">The fishing effort / mortality sketch panel in Run Ecosim is hidden by default but can be revealed if needed. </w:t>
       </w:r>
     </w:p>
     <w:p>
@@ -604,8 +567,6 @@
       <w:r>
         <w:t>The multi-stanza interface now shows spawning ages.</w:t>
       </w:r>
-      <w:bookmarkStart w:id="0" w:name="_GoBack"/>
-      <w:bookmarkEnd w:id="0"/>
     </w:p>
     <w:p>
       <w:pPr>
@@ -631,15 +592,7 @@
         </w:numPr>
       </w:pPr>
       <w:r>
-        <w:t xml:space="preserve">Ecospace external data connections user interfaces have been debugged and streamlined. Ecospace layer styles </w:t>
-      </w:r>
-      <w:proofErr w:type="gramStart"/>
-      <w:r>
-        <w:t>can be obtained</w:t>
-      </w:r>
-      <w:proofErr w:type="gramEnd"/>
-      <w:r>
-        <w:t xml:space="preserve"> from other layers, or can be exported and imported between scenarios and EwE models. </w:t>
+        <w:t xml:space="preserve">Ecospace external data connections user interfaces have been debugged and streamlined. Ecospace layer styles can be obtained from other layers, or can be exported and imported between scenarios and EwE models. </w:t>
       </w:r>
     </w:p>
     <w:p>
@@ -651,18 +604,7 @@
         </w:numPr>
       </w:pPr>
       <w:r>
-        <w:t>U</w:t>
-      </w:r>
-      <w:r>
-        <w:t xml:space="preserve">ser interfaces to configure environmental responses in Ecosim and Ecospace </w:t>
-      </w:r>
-      <w:proofErr w:type="gramStart"/>
-      <w:r>
-        <w:t>have been simplified</w:t>
-      </w:r>
-      <w:proofErr w:type="gramEnd"/>
-      <w:r>
-        <w:t xml:space="preserve">.  </w:t>
+        <w:t xml:space="preserve">User interfaces to configure environmental responses in Ecosim and Ecospace have been simplified.  </w:t>
       </w:r>
     </w:p>
     <w:p>
@@ -686,6 +628,82 @@
       </w:hyperlink>
       <w:r>
         <w:t xml:space="preserve">. </w:t>
+      </w:r>
+    </w:p>
+    <w:p>
+      <w:pPr>
+        <w:pStyle w:val="Heading2"/>
+      </w:pPr>
+      <w:r>
+        <w:t>Work in progress</w:t>
+      </w:r>
+    </w:p>
+    <w:p>
+      <w:r>
+        <w:t>We are in the process of finalizing features that may make it into EwE 6.6 beta:</w:t>
+      </w:r>
+    </w:p>
+    <w:p>
+      <w:pPr>
+        <w:pStyle w:val="ListParagraph"/>
+        <w:numPr>
+          <w:ilvl w:val="0"/>
+          <w:numId w:val="3"/>
+        </w:numPr>
+      </w:pPr>
+      <w:r>
+        <w:t>Ecosim shared foraging arenas</w:t>
+      </w:r>
+    </w:p>
+    <w:p>
+      <w:pPr>
+        <w:pStyle w:val="ListParagraph"/>
+        <w:numPr>
+          <w:ilvl w:val="0"/>
+          <w:numId w:val="3"/>
+        </w:numPr>
+      </w:pPr>
+      <w:r>
+        <w:t>Other mortality forcing in Ecospace</w:t>
+      </w:r>
+      <w:r>
+        <w:t xml:space="preserve"> (also through spatial temporal data framework)</w:t>
+      </w:r>
+    </w:p>
+    <w:p>
+      <w:pPr>
+        <w:pStyle w:val="ListParagraph"/>
+        <w:numPr>
+          <w:ilvl w:val="0"/>
+          <w:numId w:val="3"/>
+        </w:numPr>
+      </w:pPr>
+      <w:r>
+        <w:t>Ecospace relative movement to cell fitness</w:t>
+      </w:r>
+    </w:p>
+    <w:p>
+      <w:pPr>
+        <w:pStyle w:val="ListParagraph"/>
+        <w:numPr>
+          <w:ilvl w:val="0"/>
+          <w:numId w:val="3"/>
+        </w:numPr>
+      </w:pPr>
+      <w:r>
+        <w:t>Ecospace layer data drag-and-drop</w:t>
+      </w:r>
+    </w:p>
+    <w:p>
+      <w:pPr>
+        <w:pStyle w:val="ListParagraph"/>
+        <w:numPr>
+          <w:ilvl w:val="0"/>
+          <w:numId w:val="3"/>
+        </w:numPr>
+      </w:pPr>
+      <w:r>
+        <w:t>Import and export Ecospace layer styles between layers, and across models (plug-in)</w:t>
       </w:r>
     </w:p>
     <w:p>
@@ -715,15 +733,7 @@
         </w:r>
       </w:hyperlink>
       <w:r>
-        <w:t xml:space="preserve"> to see which issues have been reported but </w:t>
-      </w:r>
-      <w:proofErr w:type="gramStart"/>
-      <w:r>
-        <w:t>that yet</w:t>
-      </w:r>
-      <w:proofErr w:type="gramEnd"/>
-      <w:r>
-        <w:t xml:space="preserve"> have not been addressed. </w:t>
+        <w:t xml:space="preserve"> to see which issues have been reported but that yet have not been addressed. </w:t>
       </w:r>
     </w:p>
     <w:p>
@@ -757,15 +767,7 @@
       </w:r>
       <w:proofErr w:type="spellEnd"/>
       <w:r>
-        <w:t xml:space="preserve"> model. The new manual </w:t>
-      </w:r>
-      <w:proofErr w:type="gramStart"/>
-      <w:r>
-        <w:t>will be issued</w:t>
-      </w:r>
-      <w:proofErr w:type="gramEnd"/>
-      <w:r>
-        <w:t xml:space="preserve"> as separate chapters, where science and </w:t>
+        <w:t xml:space="preserve"> model. The new manual will be issued as separate chapters, where science and </w:t>
       </w:r>
       <w:r>
         <w:t xml:space="preserve">software </w:t>
@@ -779,20 +781,13 @@
         <w:pStyle w:val="Heading2"/>
       </w:pPr>
       <w:r>
+        <w:lastRenderedPageBreak/>
         <w:t>Acknowledgements</w:t>
       </w:r>
     </w:p>
     <w:p>
       <w:r>
-        <w:t xml:space="preserve">EwE 6.6 </w:t>
-      </w:r>
-      <w:proofErr w:type="gramStart"/>
-      <w:r>
-        <w:t>has been developed</w:t>
-      </w:r>
-      <w:proofErr w:type="gramEnd"/>
-      <w:r>
-        <w:t xml:space="preserve"> through user support and co-development contracts with many institutes, thank you all for supporting the EwE approach.</w:t>
+        <w:t>EwE 6.6 has been developed through user support and co-development contracts with many institutes, thank you all for supporting the EwE approach.</w:t>
       </w:r>
     </w:p>
     <w:p>
@@ -816,21 +811,13 @@
     </w:p>
     <w:p>
       <w:r>
-        <w:t xml:space="preserve">EwE </w:t>
-      </w:r>
-      <w:proofErr w:type="gramStart"/>
-      <w:r>
-        <w:t xml:space="preserve">is </w:t>
+        <w:t xml:space="preserve">EwE is </w:t>
       </w:r>
       <w:r>
         <w:t xml:space="preserve">entirely </w:t>
       </w:r>
       <w:r>
-        <w:t>developed</w:t>
-      </w:r>
-      <w:proofErr w:type="gramEnd"/>
-      <w:r>
-        <w:t xml:space="preserve"> through its user community. </w:t>
+        <w:t xml:space="preserve">developed through its user community. </w:t>
       </w:r>
       <w:r>
         <w:t>As we have not a drop of core funding, w</w:t>
@@ -851,7 +838,6 @@
         <w:rPr>
           <w:b/>
         </w:rPr>
-        <w:lastRenderedPageBreak/>
         <w:t>If you find a bug, please let us know.</w:t>
       </w:r>
       <w:r>
@@ -888,15 +874,7 @@
         <w:t>you have</w:t>
       </w:r>
       <w:r>
-        <w:t xml:space="preserve"> published the new work, changes to EwE </w:t>
-      </w:r>
-      <w:proofErr w:type="gramStart"/>
-      <w:r>
-        <w:t>are released</w:t>
-      </w:r>
-      <w:proofErr w:type="gramEnd"/>
-      <w:r>
-        <w:t xml:space="preserve"> to the community with a new version of the software.</w:t>
+        <w:t xml:space="preserve"> published the new work, changes to EwE are released to the community with a new version of the software.</w:t>
       </w:r>
     </w:p>
     <w:p>
@@ -1382,6 +1360,119 @@
     </w:lvl>
   </w:abstractNum>
   <w:abstractNum w:abstractNumId="1" w15:restartNumberingAfterBreak="0">
+    <w:nsid w:val="30F863A8"/>
+    <w:multiLevelType w:val="hybridMultilevel"/>
+    <w:tmpl w:val="032E5D7C"/>
+    <w:lvl w:ilvl="0" w:tplc="08090001">
+      <w:start w:val="1"/>
+      <w:numFmt w:val="bullet"/>
+      <w:lvlText w:val=""/>
+      <w:lvlJc w:val="left"/>
+      <w:pPr>
+        <w:ind w:left="720" w:hanging="360"/>
+      </w:pPr>
+      <w:rPr>
+        <w:rFonts w:ascii="Symbol" w:hAnsi="Symbol" w:hint="default"/>
+      </w:rPr>
+    </w:lvl>
+    <w:lvl w:ilvl="1" w:tplc="08090003" w:tentative="1">
+      <w:start w:val="1"/>
+      <w:numFmt w:val="bullet"/>
+      <w:lvlText w:val="o"/>
+      <w:lvlJc w:val="left"/>
+      <w:pPr>
+        <w:ind w:left="1440" w:hanging="360"/>
+      </w:pPr>
+      <w:rPr>
+        <w:rFonts w:ascii="Courier New" w:hAnsi="Courier New" w:cs="Courier New" w:hint="default"/>
+      </w:rPr>
+    </w:lvl>
+    <w:lvl w:ilvl="2" w:tplc="08090005" w:tentative="1">
+      <w:start w:val="1"/>
+      <w:numFmt w:val="bullet"/>
+      <w:lvlText w:val=""/>
+      <w:lvlJc w:val="left"/>
+      <w:pPr>
+        <w:ind w:left="2160" w:hanging="360"/>
+      </w:pPr>
+      <w:rPr>
+        <w:rFonts w:ascii="Wingdings" w:hAnsi="Wingdings" w:hint="default"/>
+      </w:rPr>
+    </w:lvl>
+    <w:lvl w:ilvl="3" w:tplc="08090001" w:tentative="1">
+      <w:start w:val="1"/>
+      <w:numFmt w:val="bullet"/>
+      <w:lvlText w:val=""/>
+      <w:lvlJc w:val="left"/>
+      <w:pPr>
+        <w:ind w:left="2880" w:hanging="360"/>
+      </w:pPr>
+      <w:rPr>
+        <w:rFonts w:ascii="Symbol" w:hAnsi="Symbol" w:hint="default"/>
+      </w:rPr>
+    </w:lvl>
+    <w:lvl w:ilvl="4" w:tplc="08090003" w:tentative="1">
+      <w:start w:val="1"/>
+      <w:numFmt w:val="bullet"/>
+      <w:lvlText w:val="o"/>
+      <w:lvlJc w:val="left"/>
+      <w:pPr>
+        <w:ind w:left="3600" w:hanging="360"/>
+      </w:pPr>
+      <w:rPr>
+        <w:rFonts w:ascii="Courier New" w:hAnsi="Courier New" w:cs="Courier New" w:hint="default"/>
+      </w:rPr>
+    </w:lvl>
+    <w:lvl w:ilvl="5" w:tplc="08090005" w:tentative="1">
+      <w:start w:val="1"/>
+      <w:numFmt w:val="bullet"/>
+      <w:lvlText w:val=""/>
+      <w:lvlJc w:val="left"/>
+      <w:pPr>
+        <w:ind w:left="4320" w:hanging="360"/>
+      </w:pPr>
+      <w:rPr>
+        <w:rFonts w:ascii="Wingdings" w:hAnsi="Wingdings" w:hint="default"/>
+      </w:rPr>
+    </w:lvl>
+    <w:lvl w:ilvl="6" w:tplc="08090001" w:tentative="1">
+      <w:start w:val="1"/>
+      <w:numFmt w:val="bullet"/>
+      <w:lvlText w:val=""/>
+      <w:lvlJc w:val="left"/>
+      <w:pPr>
+        <w:ind w:left="5040" w:hanging="360"/>
+      </w:pPr>
+      <w:rPr>
+        <w:rFonts w:ascii="Symbol" w:hAnsi="Symbol" w:hint="default"/>
+      </w:rPr>
+    </w:lvl>
+    <w:lvl w:ilvl="7" w:tplc="08090003" w:tentative="1">
+      <w:start w:val="1"/>
+      <w:numFmt w:val="bullet"/>
+      <w:lvlText w:val="o"/>
+      <w:lvlJc w:val="left"/>
+      <w:pPr>
+        <w:ind w:left="5760" w:hanging="360"/>
+      </w:pPr>
+      <w:rPr>
+        <w:rFonts w:ascii="Courier New" w:hAnsi="Courier New" w:cs="Courier New" w:hint="default"/>
+      </w:rPr>
+    </w:lvl>
+    <w:lvl w:ilvl="8" w:tplc="08090005" w:tentative="1">
+      <w:start w:val="1"/>
+      <w:numFmt w:val="bullet"/>
+      <w:lvlText w:val=""/>
+      <w:lvlJc w:val="left"/>
+      <w:pPr>
+        <w:ind w:left="6480" w:hanging="360"/>
+      </w:pPr>
+      <w:rPr>
+        <w:rFonts w:ascii="Wingdings" w:hAnsi="Wingdings" w:hint="default"/>
+      </w:rPr>
+    </w:lvl>
+  </w:abstractNum>
+  <w:abstractNum w:abstractNumId="2" w15:restartNumberingAfterBreak="0">
     <w:nsid w:val="5EF4030C"/>
     <w:multiLevelType w:val="hybridMultilevel"/>
     <w:tmpl w:val="1536142E"/>
@@ -1494,7 +1585,7 @@
       </w:rPr>
     </w:lvl>
   </w:abstractNum>
-  <w:abstractNum w:abstractNumId="2" w15:restartNumberingAfterBreak="0">
+  <w:abstractNum w:abstractNumId="3" w15:restartNumberingAfterBreak="0">
     <w:nsid w:val="611D6103"/>
     <w:multiLevelType w:val="hybridMultilevel"/>
     <w:tmpl w:val="E96ED9BC"/>
@@ -1607,7 +1698,7 @@
       </w:rPr>
     </w:lvl>
   </w:abstractNum>
-  <w:abstractNum w:abstractNumId="3" w15:restartNumberingAfterBreak="0">
+  <w:abstractNum w:abstractNumId="4" w15:restartNumberingAfterBreak="0">
     <w:nsid w:val="7E5964DC"/>
     <w:multiLevelType w:val="hybridMultilevel"/>
     <w:tmpl w:val="2F1E1F6E"/>
@@ -1721,16 +1812,19 @@
     </w:lvl>
   </w:abstractNum>
   <w:num w:numId="1">
+    <w:abstractNumId w:val="3"/>
+  </w:num>
+  <w:num w:numId="2">
     <w:abstractNumId w:val="2"/>
   </w:num>
-  <w:num w:numId="2">
-    <w:abstractNumId w:val="1"/>
-  </w:num>
   <w:num w:numId="3">
-    <w:abstractNumId w:val="3"/>
+    <w:abstractNumId w:val="4"/>
   </w:num>
   <w:num w:numId="4">
     <w:abstractNumId w:val="0"/>
+  </w:num>
+  <w:num w:numId="5">
+    <w:abstractNumId w:val="1"/>
   </w:num>
 </w:numbering>
 </file>
@@ -2296,6 +2390,36 @@
       <w:szCs w:val="24"/>
     </w:rPr>
   </w:style>
+  <w:style w:type="paragraph" w:styleId="BalloonText">
+    <w:name w:val="Balloon Text"/>
+    <w:basedOn w:val="Normal"/>
+    <w:link w:val="BalloonTextChar"/>
+    <w:uiPriority w:val="99"/>
+    <w:semiHidden/>
+    <w:unhideWhenUsed/>
+    <w:rsid w:val="00256807"/>
+    <w:pPr>
+      <w:spacing w:after="0" w:line="240" w:lineRule="auto"/>
+    </w:pPr>
+    <w:rPr>
+      <w:rFonts w:ascii="Segoe UI" w:hAnsi="Segoe UI" w:cs="Segoe UI"/>
+      <w:sz w:val="18"/>
+      <w:szCs w:val="18"/>
+    </w:rPr>
+  </w:style>
+  <w:style w:type="character" w:customStyle="1" w:styleId="BalloonTextChar">
+    <w:name w:val="Balloon Text Char"/>
+    <w:basedOn w:val="DefaultParagraphFont"/>
+    <w:link w:val="BalloonText"/>
+    <w:uiPriority w:val="99"/>
+    <w:semiHidden/>
+    <w:rsid w:val="00256807"/>
+    <w:rPr>
+      <w:rFonts w:ascii="Segoe UI" w:hAnsi="Segoe UI" w:cs="Segoe UI"/>
+      <w:sz w:val="18"/>
+      <w:szCs w:val="18"/>
+    </w:rPr>
+  </w:style>
 </w:styles>
 </file>
 

--- a/Documentation/Misc writeups/EwE 6.6 release notes.docx
+++ b/Documentation/Misc writeups/EwE 6.6 release notes.docx
@@ -115,13 +115,8 @@
       </w:r>
     </w:p>
     <w:p>
-      <w:proofErr w:type="spellStart"/>
-      <w:r>
-        <w:t>Ecotracer</w:t>
-      </w:r>
-      <w:proofErr w:type="spellEnd"/>
-      <w:r>
-        <w:t>, t</w:t>
+      <w:r>
+        <w:t>Ecotracer, t</w:t>
       </w:r>
       <w:r>
         <w:t xml:space="preserve">he </w:t>
@@ -139,13 +134,8 @@
         <w:t xml:space="preserve"> has been extensively debugged and was partially rewritten. The user interface has not changed significantly. The following paper</w:t>
       </w:r>
       <w:r>
-        <w:t xml:space="preserve"> described and utilized the new </w:t>
-      </w:r>
-      <w:proofErr w:type="spellStart"/>
-      <w:r>
-        <w:t>Ecotracer</w:t>
-      </w:r>
-      <w:proofErr w:type="spellEnd"/>
+        <w:t xml:space="preserve"> described and utilized the new Ecotracer</w:t>
+      </w:r>
       <w:r>
         <w:t>:</w:t>
       </w:r>
@@ -155,23 +145,7 @@
         <w:ind w:left="720"/>
       </w:pPr>
       <w:r>
-        <w:t xml:space="preserve">Walters, W.J., and Christensen, V. (2018). </w:t>
-      </w:r>
-      <w:proofErr w:type="spellStart"/>
-      <w:r>
-        <w:t>Ecotracer</w:t>
-      </w:r>
-      <w:proofErr w:type="spellEnd"/>
-      <w:r>
-        <w:t xml:space="preserve">: </w:t>
-      </w:r>
-      <w:proofErr w:type="spellStart"/>
-      <w:r>
-        <w:t>analyzing</w:t>
-      </w:r>
-      <w:proofErr w:type="spellEnd"/>
-      <w:r>
-        <w:t xml:space="preserve"> concentration of contaminants and radioisotopes in an aquatic spatial-dynamic food web model. Journal of Environmental Radioactivity 181, 118–127.</w:t>
+        <w:t>Walters, W.J., and Christensen, V. (2018). Ecotracer: analyzing concentration of contaminants and radioisotopes in an aquatic spatial-dynamic food web model. Journal of Environmental Radioactivity 181, 118–127.</w:t>
       </w:r>
     </w:p>
     <w:p>
@@ -291,61 +265,37 @@
         <w:t xml:space="preserve">erge and split groups </w:t>
       </w:r>
       <w:r>
+        <w:t>(Geomar, Germany)</w:t>
+      </w:r>
+      <w:r>
+        <w:t xml:space="preserve">, Management Strategy Evaluation </w:t>
+      </w:r>
+      <w:r>
+        <w:t>(Cefas, UK)</w:t>
+      </w:r>
+      <w:r>
+        <w:t xml:space="preserve">, </w:t>
+      </w:r>
+      <w:r>
+        <w:t>Ecosampler</w:t>
+      </w:r>
+      <w:r>
+        <w:t xml:space="preserve"> </w:t>
+      </w:r>
+      <w:r>
         <w:t>(</w:t>
       </w:r>
-      <w:proofErr w:type="spellStart"/>
-      <w:r>
-        <w:t>Geomar</w:t>
-      </w:r>
-      <w:proofErr w:type="spellEnd"/>
-      <w:r>
-        <w:t>, Germany)</w:t>
-      </w:r>
-      <w:r>
-        <w:t xml:space="preserve">, Management Strategy Evaluation </w:t>
-      </w:r>
-      <w:r>
-        <w:t>(</w:t>
-      </w:r>
-      <w:proofErr w:type="spellStart"/>
-      <w:r>
-        <w:t>Cefas</w:t>
-      </w:r>
-      <w:proofErr w:type="spellEnd"/>
-      <w:r>
-        <w:t>, UK)</w:t>
+      <w:r>
+        <w:t>EII, Spain)</w:t>
       </w:r>
       <w:r>
         <w:t xml:space="preserve">, </w:t>
       </w:r>
       <w:r>
-        <w:t>Ecosampler</w:t>
-      </w:r>
-      <w:r>
-        <w:t xml:space="preserve"> </w:t>
-      </w:r>
-      <w:r>
-        <w:t>(</w:t>
-      </w:r>
-      <w:r>
-        <w:t>EII, Spain)</w:t>
-      </w:r>
-      <w:r>
-        <w:t xml:space="preserve">, </w:t>
-      </w:r>
-      <w:r>
         <w:t xml:space="preserve">Ecospace transect extraction </w:t>
       </w:r>
       <w:r>
-        <w:t>(</w:t>
-      </w:r>
-      <w:proofErr w:type="spellStart"/>
-      <w:r>
-        <w:t>Cefas</w:t>
-      </w:r>
-      <w:proofErr w:type="spellEnd"/>
-      <w:r>
-        <w:t>, UK)</w:t>
+        <w:t>(Cefas, UK)</w:t>
       </w:r>
       <w:r>
         <w:t>, and MPA dynamics (UBC, Canada)</w:t>
@@ -389,15 +339,7 @@
         </w:numPr>
       </w:pPr>
       <w:r>
-        <w:t>EwE models can be exported to .</w:t>
-      </w:r>
-      <w:proofErr w:type="spellStart"/>
-      <w:r>
-        <w:t>eiixml</w:t>
-      </w:r>
-      <w:proofErr w:type="spellEnd"/>
-      <w:r>
-        <w:t xml:space="preserve"> format from the File menu. XML based model data is useful for running EwE on machines </w:t>
+        <w:t xml:space="preserve">EwE models can be exported to .eiixml format from the File menu. XML based model data is useful for running EwE on machines </w:t>
       </w:r>
       <w:r>
         <w:t xml:space="preserve">and operating systems </w:t>
@@ -526,8 +468,6 @@
       <w:r>
         <w:t>Discard rate and discard mortality rates forcing in Ecosim, and model fitting to discards and landings time series.</w:t>
       </w:r>
-      <w:bookmarkStart w:id="0" w:name="_GoBack"/>
-      <w:bookmarkEnd w:id="0"/>
     </w:p>
     <w:p>
       <w:pPr>
@@ -538,6 +478,23 @@
         </w:numPr>
       </w:pPr>
       <w:r>
+        <w:t>One can now define which fraction of a stanza life stage spawns, and the approximate stanza spawning age is now shown in the Edit Stanza graph</w:t>
+      </w:r>
+      <w:bookmarkStart w:id="0" w:name="_GoBack"/>
+      <w:bookmarkEnd w:id="0"/>
+      <w:r>
+        <w:t>.</w:t>
+      </w:r>
+    </w:p>
+    <w:p>
+      <w:pPr>
+        <w:pStyle w:val="ListParagraph"/>
+        <w:numPr>
+          <w:ilvl w:val="0"/>
+          <w:numId w:val="3"/>
+        </w:numPr>
+      </w:pPr>
+      <w:r>
         <w:t>A wide range of small tweaks have been made to existing user interfaces to make things flow a bit more smoothly</w:t>
       </w:r>
       <w:r>
@@ -554,18 +511,6 @@
       </w:pPr>
       <w:r>
         <w:t xml:space="preserve">The fishing effort / mortality sketch panel in Run Ecosim is hidden by default but can be revealed if needed. </w:t>
-      </w:r>
-    </w:p>
-    <w:p>
-      <w:pPr>
-        <w:pStyle w:val="ListParagraph"/>
-        <w:numPr>
-          <w:ilvl w:val="1"/>
-          <w:numId w:val="3"/>
-        </w:numPr>
-      </w:pPr>
-      <w:r>
-        <w:t>The multi-stanza interface now shows spawning ages.</w:t>
       </w:r>
     </w:p>
     <w:p>
@@ -759,15 +704,7 @@
         <w:t xml:space="preserve">to </w:t>
       </w:r>
       <w:r>
-        <w:t xml:space="preserve">rewrite the user guide following the Primer with </w:t>
-      </w:r>
-      <w:proofErr w:type="spellStart"/>
-      <w:r>
-        <w:t>Permanova</w:t>
-      </w:r>
-      <w:proofErr w:type="spellEnd"/>
-      <w:r>
-        <w:t xml:space="preserve"> model. The new manual will be issued as separate chapters, where science and </w:t>
+        <w:t xml:space="preserve">rewrite the user guide following the Primer with Permanova model. The new manual will be issued as separate chapters, where science and </w:t>
       </w:r>
       <w:r>
         <w:t xml:space="preserve">software </w:t>
@@ -907,15 +844,7 @@
         <w:t xml:space="preserve"> such as </w:t>
       </w:r>
       <w:r>
-        <w:t xml:space="preserve">Facebook or the EwE </w:t>
-      </w:r>
-      <w:proofErr w:type="gramStart"/>
-      <w:r>
-        <w:t>users</w:t>
-      </w:r>
-      <w:proofErr w:type="gramEnd"/>
-      <w:r>
-        <w:t xml:space="preserve"> forum</w:t>
+        <w:t>Facebook or the EwE users forum</w:t>
       </w:r>
       <w:r>
         <w:t>. We encourage you also to provide help to others.</w:t>
@@ -1179,27 +1108,13 @@
           <w:rPr>
             <w:rStyle w:val="Hyperlink"/>
           </w:rPr>
-          <w:t xml:space="preserve">Ecopath </w:t>
-        </w:r>
-        <w:proofErr w:type="gramStart"/>
-        <w:r>
-          <w:rPr>
-            <w:rStyle w:val="Hyperlink"/>
-          </w:rPr>
-          <w:t>user</w:t>
+          <w:t>Ecopath user</w:t>
         </w:r>
         <w:r>
           <w:rPr>
             <w:rStyle w:val="Hyperlink"/>
           </w:rPr>
-          <w:t>s</w:t>
-        </w:r>
-        <w:proofErr w:type="gramEnd"/>
-        <w:r>
-          <w:rPr>
-            <w:rStyle w:val="Hyperlink"/>
-          </w:rPr>
-          <w:t xml:space="preserve"> forum</w:t>
+          <w:t>s forum</w:t>
         </w:r>
       </w:hyperlink>
       <w:r>

--- a/Documentation/Misc writeups/EwE 6.6 release notes.docx
+++ b/Documentation/Misc writeups/EwE 6.6 release notes.docx
@@ -18,16 +18,13 @@
     </w:p>
     <w:p>
       <w:r>
-        <w:t>2</w:t>
-      </w:r>
-      <w:r>
-        <w:t>7</w:t>
+        <w:t>20</w:t>
       </w:r>
       <w:r>
         <w:t xml:space="preserve"> </w:t>
       </w:r>
       <w:r>
-        <w:t xml:space="preserve">September </w:t>
+        <w:t xml:space="preserve">November </w:t>
       </w:r>
       <w:r>
         <w:t>201</w:t>
@@ -115,8 +112,13 @@
       </w:r>
     </w:p>
     <w:p>
-      <w:r>
-        <w:t>Ecotracer, t</w:t>
+      <w:proofErr w:type="spellStart"/>
+      <w:r>
+        <w:t>Ecotracer</w:t>
+      </w:r>
+      <w:proofErr w:type="spellEnd"/>
+      <w:r>
+        <w:t>, t</w:t>
       </w:r>
       <w:r>
         <w:t xml:space="preserve">he </w:t>
@@ -134,8 +136,13 @@
         <w:t xml:space="preserve"> has been extensively debugged and was partially rewritten. The user interface has not changed significantly. The following paper</w:t>
       </w:r>
       <w:r>
-        <w:t xml:space="preserve"> described and utilized the new Ecotracer</w:t>
-      </w:r>
+        <w:t xml:space="preserve"> described and utilized the new </w:t>
+      </w:r>
+      <w:proofErr w:type="spellStart"/>
+      <w:r>
+        <w:t>Ecotracer</w:t>
+      </w:r>
+      <w:proofErr w:type="spellEnd"/>
       <w:r>
         <w:t>:</w:t>
       </w:r>
@@ -145,7 +152,23 @@
         <w:ind w:left="720"/>
       </w:pPr>
       <w:r>
-        <w:t>Walters, W.J., and Christensen, V. (2018). Ecotracer: analyzing concentration of contaminants and radioisotopes in an aquatic spatial-dynamic food web model. Journal of Environmental Radioactivity 181, 118–127.</w:t>
+        <w:t xml:space="preserve">Walters, W.J., and Christensen, V. (2018). </w:t>
+      </w:r>
+      <w:proofErr w:type="spellStart"/>
+      <w:r>
+        <w:t>Ecotracer</w:t>
+      </w:r>
+      <w:proofErr w:type="spellEnd"/>
+      <w:r>
+        <w:t xml:space="preserve">: </w:t>
+      </w:r>
+      <w:proofErr w:type="spellStart"/>
+      <w:r>
+        <w:t>analyzing</w:t>
+      </w:r>
+      <w:proofErr w:type="spellEnd"/>
+      <w:r>
+        <w:t xml:space="preserve"> concentration of contaminants and radioisotopes in an aquatic spatial-dynamic food web model. Journal of Environmental Radioactivity 181, 118–127.</w:t>
       </w:r>
     </w:p>
     <w:p>
@@ -265,13 +288,29 @@
         <w:t xml:space="preserve">erge and split groups </w:t>
       </w:r>
       <w:r>
-        <w:t>(Geomar, Germany)</w:t>
+        <w:t>(</w:t>
+      </w:r>
+      <w:proofErr w:type="spellStart"/>
+      <w:r>
+        <w:t>Geomar</w:t>
+      </w:r>
+      <w:proofErr w:type="spellEnd"/>
+      <w:r>
+        <w:t>, Germany)</w:t>
       </w:r>
       <w:r>
         <w:t xml:space="preserve">, Management Strategy Evaluation </w:t>
       </w:r>
       <w:r>
-        <w:t>(Cefas, UK)</w:t>
+        <w:t>(</w:t>
+      </w:r>
+      <w:proofErr w:type="spellStart"/>
+      <w:r>
+        <w:t>Cefas</w:t>
+      </w:r>
+      <w:proofErr w:type="spellEnd"/>
+      <w:r>
+        <w:t>, UK)</w:t>
       </w:r>
       <w:r>
         <w:t xml:space="preserve">, </w:t>
@@ -295,7 +334,15 @@
         <w:t xml:space="preserve">Ecospace transect extraction </w:t>
       </w:r>
       <w:r>
-        <w:t>(Cefas, UK)</w:t>
+        <w:t>(</w:t>
+      </w:r>
+      <w:proofErr w:type="spellStart"/>
+      <w:r>
+        <w:t>Cefas</w:t>
+      </w:r>
+      <w:proofErr w:type="spellEnd"/>
+      <w:r>
+        <w:t>, UK)</w:t>
       </w:r>
       <w:r>
         <w:t>, and MPA dynamics (UBC, Canada)</w:t>
@@ -339,7 +386,15 @@
         </w:numPr>
       </w:pPr>
       <w:r>
-        <w:t xml:space="preserve">EwE models can be exported to .eiixml format from the File menu. XML based model data is useful for running EwE on machines </w:t>
+        <w:t>EwE models can be exported to .</w:t>
+      </w:r>
+      <w:proofErr w:type="spellStart"/>
+      <w:r>
+        <w:t>eiixml</w:t>
+      </w:r>
+      <w:proofErr w:type="spellEnd"/>
+      <w:r>
+        <w:t xml:space="preserve"> format from the File menu. XML based model data is useful for running EwE on machines </w:t>
       </w:r>
       <w:r>
         <w:t xml:space="preserve">and operating systems </w:t>
@@ -478,12 +533,7 @@
         </w:numPr>
       </w:pPr>
       <w:r>
-        <w:t>One can now define which fraction of a stanza life stage spawns, and the approximate stanza spawning age is now shown in the Edit Stanza graph</w:t>
-      </w:r>
-      <w:bookmarkStart w:id="0" w:name="_GoBack"/>
-      <w:bookmarkEnd w:id="0"/>
-      <w:r>
-        <w:t>.</w:t>
+        <w:t>One can now define which fraction of a stanza life stage spawns, and the approximate stanza spawning age is now shown in the Edit Stanza graph.</w:t>
       </w:r>
     </w:p>
     <w:p>
@@ -550,6 +600,30 @@
       </w:pPr>
       <w:r>
         <w:t xml:space="preserve">User interfaces to configure environmental responses in Ecosim and Ecospace have been simplified.  </w:t>
+      </w:r>
+    </w:p>
+    <w:p>
+      <w:pPr>
+        <w:pStyle w:val="ListParagraph"/>
+        <w:numPr>
+          <w:ilvl w:val="1"/>
+          <w:numId w:val="3"/>
+        </w:numPr>
+      </w:pPr>
+      <w:r>
+        <w:t>Ecospace layer data drag-and-drop</w:t>
+      </w:r>
+    </w:p>
+    <w:p>
+      <w:pPr>
+        <w:pStyle w:val="ListParagraph"/>
+        <w:numPr>
+          <w:ilvl w:val="1"/>
+          <w:numId w:val="3"/>
+        </w:numPr>
+      </w:pPr>
+      <w:r>
+        <w:t>Import and export Ecospace layer styles between layers, and across models (plug-in)</w:t>
       </w:r>
     </w:p>
     <w:p>
@@ -579,82 +653,8 @@
       <w:pPr>
         <w:pStyle w:val="Heading2"/>
       </w:pPr>
-      <w:r>
-        <w:t>Work in progress</w:t>
-      </w:r>
-    </w:p>
-    <w:p>
-      <w:r>
-        <w:t>We are in the process of finalizing features that may make it into EwE 6.6 beta:</w:t>
-      </w:r>
-    </w:p>
-    <w:p>
-      <w:pPr>
-        <w:pStyle w:val="ListParagraph"/>
-        <w:numPr>
-          <w:ilvl w:val="0"/>
-          <w:numId w:val="3"/>
-        </w:numPr>
-      </w:pPr>
-      <w:r>
-        <w:t>Ecosim shared foraging arenas</w:t>
-      </w:r>
-    </w:p>
-    <w:p>
-      <w:pPr>
-        <w:pStyle w:val="ListParagraph"/>
-        <w:numPr>
-          <w:ilvl w:val="0"/>
-          <w:numId w:val="3"/>
-        </w:numPr>
-      </w:pPr>
-      <w:r>
-        <w:t>Other mortality forcing in Ecospace</w:t>
-      </w:r>
-      <w:r>
-        <w:t xml:space="preserve"> (also through spatial temporal data framework)</w:t>
-      </w:r>
-    </w:p>
-    <w:p>
-      <w:pPr>
-        <w:pStyle w:val="ListParagraph"/>
-        <w:numPr>
-          <w:ilvl w:val="0"/>
-          <w:numId w:val="3"/>
-        </w:numPr>
-      </w:pPr>
-      <w:r>
-        <w:t>Ecospace relative movement to cell fitness</w:t>
-      </w:r>
-    </w:p>
-    <w:p>
-      <w:pPr>
-        <w:pStyle w:val="ListParagraph"/>
-        <w:numPr>
-          <w:ilvl w:val="0"/>
-          <w:numId w:val="3"/>
-        </w:numPr>
-      </w:pPr>
-      <w:r>
-        <w:t>Ecospace layer data drag-and-drop</w:t>
-      </w:r>
-    </w:p>
-    <w:p>
-      <w:pPr>
-        <w:pStyle w:val="ListParagraph"/>
-        <w:numPr>
-          <w:ilvl w:val="0"/>
-          <w:numId w:val="3"/>
-        </w:numPr>
-      </w:pPr>
-      <w:r>
-        <w:t>Import and export Ecospace layer styles between layers, and across models (plug-in)</w:t>
-      </w:r>
-    </w:p>
-    <w:p>
-      <w:pPr>
-        <w:pStyle w:val="Heading2"/>
-      </w:pPr>
+      <w:bookmarkStart w:id="0" w:name="_GoBack"/>
+      <w:bookmarkEnd w:id="0"/>
       <w:r>
         <w:t>Known issues</w:t>
       </w:r>
@@ -704,7 +704,15 @@
         <w:t xml:space="preserve">to </w:t>
       </w:r>
       <w:r>
-        <w:t xml:space="preserve">rewrite the user guide following the Primer with Permanova model. The new manual will be issued as separate chapters, where science and </w:t>
+        <w:t xml:space="preserve">rewrite the user guide following the Primer with </w:t>
+      </w:r>
+      <w:proofErr w:type="spellStart"/>
+      <w:r>
+        <w:t>Permanova</w:t>
+      </w:r>
+      <w:proofErr w:type="spellEnd"/>
+      <w:r>
+        <w:t xml:space="preserve"> model. The new manual will be issued as separate chapters, where science and </w:t>
       </w:r>
       <w:r>
         <w:t xml:space="preserve">software </w:t>
@@ -718,7 +726,6 @@
         <w:pStyle w:val="Heading2"/>
       </w:pPr>
       <w:r>
-        <w:lastRenderedPageBreak/>
         <w:t>Acknowledgements</w:t>
       </w:r>
     </w:p>
@@ -844,7 +851,15 @@
         <w:t xml:space="preserve"> such as </w:t>
       </w:r>
       <w:r>
-        <w:t>Facebook or the EwE users forum</w:t>
+        <w:t xml:space="preserve">Facebook or the EwE </w:t>
+      </w:r>
+      <w:proofErr w:type="gramStart"/>
+      <w:r>
+        <w:t>users</w:t>
+      </w:r>
+      <w:proofErr w:type="gramEnd"/>
+      <w:r>
+        <w:t xml:space="preserve"> forum</w:t>
       </w:r>
       <w:r>
         <w:t>. We encourage you also to provide help to others.</w:t>
@@ -1108,13 +1123,27 @@
           <w:rPr>
             <w:rStyle w:val="Hyperlink"/>
           </w:rPr>
-          <w:t>Ecopath user</w:t>
+          <w:t xml:space="preserve">Ecopath </w:t>
+        </w:r>
+        <w:proofErr w:type="gramStart"/>
+        <w:r>
+          <w:rPr>
+            <w:rStyle w:val="Hyperlink"/>
+          </w:rPr>
+          <w:t>user</w:t>
         </w:r>
         <w:r>
           <w:rPr>
             <w:rStyle w:val="Hyperlink"/>
           </w:rPr>
-          <w:t>s forum</w:t>
+          <w:t>s</w:t>
+        </w:r>
+        <w:proofErr w:type="gramEnd"/>
+        <w:r>
+          <w:rPr>
+            <w:rStyle w:val="Hyperlink"/>
+          </w:rPr>
+          <w:t xml:space="preserve"> forum</w:t>
         </w:r>
       </w:hyperlink>
       <w:r>

--- a/Documentation/Misc writeups/EwE 6.6 release notes.docx
+++ b/Documentation/Misc writeups/EwE 6.6 release notes.docx
@@ -7,30 +7,38 @@
         <w:pStyle w:val="Heading1"/>
       </w:pPr>
       <w:r>
+        <w:t xml:space="preserve"> </w:t>
+      </w:r>
+      <w:r>
         <w:t xml:space="preserve">EwE 6.6 </w:t>
       </w:r>
       <w:r>
-        <w:t>beta</w:t>
-      </w:r>
+        <w:t>release</w:t>
+      </w:r>
+      <w:bookmarkStart w:id="0" w:name="_GoBack"/>
+      <w:bookmarkEnd w:id="0"/>
       <w:r>
         <w:t xml:space="preserve"> notes</w:t>
       </w:r>
     </w:p>
     <w:p>
       <w:r>
-        <w:t>20</w:t>
+        <w:t>12</w:t>
       </w:r>
       <w:r>
         <w:t xml:space="preserve"> </w:t>
       </w:r>
       <w:r>
-        <w:t xml:space="preserve">November </w:t>
+        <w:t>Dec</w:t>
+      </w:r>
+      <w:r>
+        <w:t xml:space="preserve">ember </w:t>
       </w:r>
       <w:r>
         <w:t>201</w:t>
       </w:r>
       <w:r>
-        <w:t>8</w:t>
+        <w:t>9</w:t>
       </w:r>
     </w:p>
     <w:p>
@@ -50,13 +58,7 @@
         <w:t xml:space="preserve"> </w:t>
       </w:r>
       <w:r>
-        <w:t>version 6.6</w:t>
-      </w:r>
-      <w:r>
-        <w:t>, available for beta testing in fall 2018</w:t>
-      </w:r>
-      <w:r>
-        <w:t xml:space="preserve">. </w:t>
+        <w:t xml:space="preserve">version 6.6. </w:t>
       </w:r>
     </w:p>
     <w:p>
@@ -315,9 +317,11 @@
       <w:r>
         <w:t xml:space="preserve">, </w:t>
       </w:r>
+      <w:proofErr w:type="spellStart"/>
       <w:r>
         <w:t>Ecosampler</w:t>
       </w:r>
+      <w:proofErr w:type="spellEnd"/>
       <w:r>
         <w:t xml:space="preserve"> </w:t>
       </w:r>
@@ -653,8 +657,6 @@
       <w:pPr>
         <w:pStyle w:val="Heading2"/>
       </w:pPr>
-      <w:bookmarkStart w:id="0" w:name="_GoBack"/>
-      <w:bookmarkEnd w:id="0"/>
       <w:r>
         <w:t>Known issues</w:t>
       </w:r>
@@ -678,7 +680,15 @@
         </w:r>
       </w:hyperlink>
       <w:r>
-        <w:t xml:space="preserve"> to see which issues have been reported but that yet have not been addressed. </w:t>
+        <w:t xml:space="preserve"> to see which issues have been reported but </w:t>
+      </w:r>
+      <w:proofErr w:type="gramStart"/>
+      <w:r>
+        <w:t>that yet</w:t>
+      </w:r>
+      <w:proofErr w:type="gramEnd"/>
+      <w:r>
+        <w:t xml:space="preserve"> have not been addressed. </w:t>
       </w:r>
     </w:p>
     <w:p>
@@ -750,6 +760,7 @@
         <w:pStyle w:val="Heading1"/>
       </w:pPr>
       <w:r>
+        <w:lastRenderedPageBreak/>
         <w:t>Be involved</w:t>
       </w:r>
     </w:p>
